--- a/01 Tanakh/01 Torah/02 Shemot/Shemot 37.docx
+++ b/01 Tanakh/01 Torah/02 Shemot/Shemot 37.docx
@@ -22,7 +22,7 @@
           <w:szCs w:val="24"/>
           <w:rtl w:val="0"/>
         </w:rPr>
-        <w:t xml:space="preserve">(Book Title)</w:t>
+        <w:t xml:space="preserve">Shemot</w:t>
       </w:r>
     </w:p>
     <w:p>
@@ -43,7 +43,12 @@
           <w:szCs w:val="40"/>
           <w:rtl w:val="0"/>
         </w:rPr>
-        <w:t xml:space="preserve">1</w:t>
+        <w:t xml:space="preserve">37</w:t>
+      </w:r>
+      <w:r>
+        <w:rPr>
+          <w:rtl w:val="0"/>
+        </w:rPr>
       </w:r>
     </w:p>
     <w:p>
@@ -84,6 +89,244 @@
     </w:p>
     <w:p>
       <w:pPr>
+        <w:ind w:left="0" w:firstLine="0"/>
+        <w:rPr>
+          <w:sz w:val="24"/>
+          <w:szCs w:val="24"/>
+        </w:rPr>
+      </w:pPr>
+      <w:r>
+        <w:rPr>
+          <w:rtl w:val="0"/>
+        </w:rPr>
+      </w:r>
+    </w:p>
+    <w:p>
+      <w:pPr>
+        <w:numPr>
+          <w:ilvl w:val="0"/>
+          <w:numId w:val="1"/>
+        </w:numPr>
+        <w:ind w:left="720" w:hanging="360"/>
+        <w:rPr>
+          <w:sz w:val="24"/>
+          <w:szCs w:val="24"/>
+          <w:u w:val="none"/>
+        </w:rPr>
+      </w:pPr>
+      <w:r>
+        <w:rPr>
+          <w:sz w:val="24"/>
+          <w:szCs w:val="24"/>
+          <w:rtl w:val="0"/>
+        </w:rPr>
+        <w:t xml:space="preserve">Bezalel also made the Ark from acacia wood, two and a half cubits long, a cubit and a half wide, and a cubit and a half high.</w:t>
+      </w:r>
+    </w:p>
+    <w:p>
+      <w:pPr>
+        <w:numPr>
+          <w:ilvl w:val="0"/>
+          <w:numId w:val="1"/>
+        </w:numPr>
+        <w:ind w:left="720" w:hanging="360"/>
+        <w:rPr>
+          <w:sz w:val="24"/>
+          <w:szCs w:val="24"/>
+          <w:u w:val="none"/>
+        </w:rPr>
+      </w:pPr>
+      <w:r>
+        <w:rPr>
+          <w:sz w:val="24"/>
+          <w:szCs w:val="24"/>
+          <w:rtl w:val="0"/>
+        </w:rPr>
+        <w:t xml:space="preserve">He overlaid it with pure gold inside and out, and made a crown of gold for it all around.</w:t>
+      </w:r>
+    </w:p>
+    <w:p>
+      <w:pPr>
+        <w:numPr>
+          <w:ilvl w:val="0"/>
+          <w:numId w:val="1"/>
+        </w:numPr>
+        <w:ind w:left="720" w:hanging="360"/>
+        <w:rPr>
+          <w:sz w:val="24"/>
+          <w:szCs w:val="24"/>
+          <w:u w:val="none"/>
+        </w:rPr>
+      </w:pPr>
+      <w:r>
+        <w:rPr>
+          <w:sz w:val="24"/>
+          <w:szCs w:val="24"/>
+          <w:rtl w:val="0"/>
+        </w:rPr>
+        <w:t xml:space="preserve">He cast four golden rings for it, in the four feet, two rings on the one side, and two on the other.</w:t>
+      </w:r>
+    </w:p>
+    <w:p>
+      <w:pPr>
+        <w:numPr>
+          <w:ilvl w:val="0"/>
+          <w:numId w:val="1"/>
+        </w:numPr>
+        <w:ind w:left="720" w:hanging="360"/>
+        <w:rPr>
+          <w:sz w:val="24"/>
+          <w:szCs w:val="24"/>
+          <w:u w:val="none"/>
+        </w:rPr>
+      </w:pPr>
+      <w:r>
+        <w:rPr>
+          <w:sz w:val="24"/>
+          <w:szCs w:val="24"/>
+          <w:rtl w:val="0"/>
+        </w:rPr>
+        <w:t xml:space="preserve">He also made poles of acacia wood, and overlaid them with gold.</w:t>
+      </w:r>
+    </w:p>
+    <w:p>
+      <w:pPr>
+        <w:numPr>
+          <w:ilvl w:val="0"/>
+          <w:numId w:val="1"/>
+        </w:numPr>
+        <w:ind w:left="720" w:hanging="360"/>
+        <w:rPr>
+          <w:sz w:val="24"/>
+          <w:szCs w:val="24"/>
+          <w:u w:val="none"/>
+        </w:rPr>
+      </w:pPr>
+      <w:r>
+        <w:rPr>
+          <w:sz w:val="24"/>
+          <w:szCs w:val="24"/>
+          <w:rtl w:val="0"/>
+        </w:rPr>
+        <w:t xml:space="preserve">Then he put the poles into the rings on the sides of the Ark, to carry the Ark.</w:t>
+      </w:r>
+    </w:p>
+    <w:p>
+      <w:pPr>
+        <w:numPr>
+          <w:ilvl w:val="0"/>
+          <w:numId w:val="1"/>
+        </w:numPr>
+        <w:ind w:left="720" w:hanging="360"/>
+        <w:rPr>
+          <w:sz w:val="24"/>
+          <w:szCs w:val="24"/>
+          <w:u w:val="none"/>
+        </w:rPr>
+      </w:pPr>
+      <w:r>
+        <w:rPr>
+          <w:sz w:val="24"/>
+          <w:szCs w:val="24"/>
+          <w:rtl w:val="0"/>
+        </w:rPr>
+        <w:t xml:space="preserve">He made an atonement cover of pure gold, two and a half cubits long, a cubit and a half wide.</w:t>
+      </w:r>
+    </w:p>
+    <w:p>
+      <w:pPr>
+        <w:numPr>
+          <w:ilvl w:val="0"/>
+          <w:numId w:val="1"/>
+        </w:numPr>
+        <w:ind w:left="720" w:hanging="360"/>
+        <w:rPr>
+          <w:sz w:val="24"/>
+          <w:szCs w:val="24"/>
+          <w:u w:val="none"/>
+        </w:rPr>
+      </w:pPr>
+      <w:r>
+        <w:rPr>
+          <w:sz w:val="24"/>
+          <w:szCs w:val="24"/>
+          <w:rtl w:val="0"/>
+        </w:rPr>
+        <w:t xml:space="preserve">Then he forged two cheruvim of gold, from hammered work, at the two ends of the atonement cover,</w:t>
+      </w:r>
+    </w:p>
+    <w:p>
+      <w:pPr>
+        <w:numPr>
+          <w:ilvl w:val="0"/>
+          <w:numId w:val="1"/>
+        </w:numPr>
+        <w:ind w:left="720" w:hanging="360"/>
+        <w:rPr>
+          <w:sz w:val="24"/>
+          <w:szCs w:val="24"/>
+          <w:u w:val="none"/>
+        </w:rPr>
+      </w:pPr>
+      <w:r>
+        <w:rPr>
+          <w:sz w:val="24"/>
+          <w:szCs w:val="24"/>
+          <w:rtl w:val="0"/>
+        </w:rPr>
+        <w:t xml:space="preserve">one cheruv at one end, and one cheruv at the other. He made the atonement cover from a single piece with the cheruvim on the two ends.</w:t>
+      </w:r>
+    </w:p>
+    <w:p>
+      <w:pPr>
+        <w:numPr>
+          <w:ilvl w:val="0"/>
+          <w:numId w:val="1"/>
+        </w:numPr>
+        <w:ind w:left="720" w:hanging="360"/>
+        <w:rPr>
+          <w:sz w:val="24"/>
+          <w:szCs w:val="24"/>
+          <w:u w:val="none"/>
+        </w:rPr>
+      </w:pPr>
+      <w:r>
+        <w:rPr>
+          <w:sz w:val="24"/>
+          <w:szCs w:val="24"/>
+          <w:rtl w:val="0"/>
+        </w:rPr>
+        <w:t xml:space="preserve">So the cheruvim spread out their wings on high, overshadowing the atonement cover with their wings, with their faces to one another, and the faces of the cheruvim toward the atonement cover.</w:t>
+      </w:r>
+    </w:p>
+    <w:p>
+      <w:pPr>
+        <w:rPr>
+          <w:sz w:val="24"/>
+          <w:szCs w:val="24"/>
+        </w:rPr>
+      </w:pPr>
+      <w:r>
+        <w:rPr>
+          <w:rtl w:val="0"/>
+        </w:rPr>
+      </w:r>
+    </w:p>
+    <w:p>
+      <w:pPr>
+        <w:rPr>
+          <w:sz w:val="24"/>
+          <w:szCs w:val="24"/>
+        </w:rPr>
+      </w:pPr>
+      <w:r>
+        <w:rPr>
+          <w:rtl w:val="0"/>
+        </w:rPr>
+      </w:r>
+    </w:p>
+    <w:p>
+      <w:pPr>
         <w:ind w:firstLine="720"/>
         <w:rPr>
           <w:b w:val="1"/>
@@ -94,56 +337,13 @@
       </w:pPr>
       <w:r>
         <w:rPr>
-          <w:rtl w:val="0"/>
-        </w:rPr>
-      </w:r>
-    </w:p>
-    <w:p>
-      <w:pPr>
-        <w:numPr>
-          <w:ilvl w:val="0"/>
-          <w:numId w:val="1"/>
-        </w:numPr>
-        <w:ind w:left="720" w:hanging="360"/>
-        <w:rPr>
-          <w:sz w:val="24"/>
-          <w:szCs w:val="24"/>
-          <w:u w:val="none"/>
-        </w:rPr>
-      </w:pPr>
-      <w:r>
-        <w:rPr>
-          <w:sz w:val="24"/>
-          <w:szCs w:val="24"/>
-          <w:rtl w:val="0"/>
-        </w:rPr>
-        <w:t xml:space="preserve">Text</w:t>
-      </w:r>
-    </w:p>
-    <w:p>
-      <w:pPr>
-        <w:rPr>
-          <w:sz w:val="24"/>
-          <w:szCs w:val="24"/>
-        </w:rPr>
-      </w:pPr>
-      <w:r>
-        <w:rPr>
-          <w:rtl w:val="0"/>
-        </w:rPr>
-      </w:r>
-    </w:p>
-    <w:p>
-      <w:pPr>
-        <w:rPr>
-          <w:sz w:val="24"/>
-          <w:szCs w:val="24"/>
-        </w:rPr>
-      </w:pPr>
-      <w:r>
-        <w:rPr>
-          <w:rtl w:val="0"/>
-        </w:rPr>
+          <w:b w:val="1"/>
+          <w:bCs w:val="1"/>
+          <w:sz w:val="24"/>
+          <w:szCs w:val="24"/>
+          <w:rtl w:val="0"/>
+        </w:rPr>
+        <w:t xml:space="preserve">(Section Title)</w:t>
       </w:r>
     </w:p>
     <w:p>
@@ -158,51 +358,175 @@
       </w:pPr>
       <w:r>
         <w:rPr>
-          <w:b w:val="1"/>
-          <w:bCs w:val="1"/>
-          <w:sz w:val="24"/>
-          <w:szCs w:val="24"/>
-          <w:rtl w:val="0"/>
-        </w:rPr>
-        <w:t xml:space="preserve">(Section Title)</w:t>
-      </w:r>
-    </w:p>
-    <w:p>
-      <w:pPr>
-        <w:ind w:firstLine="720"/>
-        <w:rPr>
-          <w:b w:val="1"/>
-          <w:bCs w:val="1"/>
-          <w:sz w:val="24"/>
-          <w:szCs w:val="24"/>
-        </w:rPr>
-      </w:pPr>
-      <w:r>
-        <w:rPr>
-          <w:rtl w:val="0"/>
-        </w:rPr>
-      </w:r>
-    </w:p>
-    <w:p>
-      <w:pPr>
-        <w:numPr>
-          <w:ilvl w:val="0"/>
-          <w:numId w:val="1"/>
-        </w:numPr>
-        <w:ind w:left="720" w:hanging="360"/>
-        <w:rPr>
-          <w:sz w:val="24"/>
-          <w:szCs w:val="24"/>
-          <w:u w:val="none"/>
-        </w:rPr>
-      </w:pPr>
-      <w:r>
-        <w:rPr>
-          <w:sz w:val="24"/>
-          <w:szCs w:val="24"/>
-          <w:rtl w:val="0"/>
-        </w:rPr>
-        <w:t xml:space="preserve">Text</w:t>
+          <w:rtl w:val="0"/>
+        </w:rPr>
+      </w:r>
+    </w:p>
+    <w:p>
+      <w:pPr>
+        <w:numPr>
+          <w:ilvl w:val="0"/>
+          <w:numId w:val="1"/>
+        </w:numPr>
+        <w:ind w:left="720" w:hanging="360"/>
+        <w:rPr>
+          <w:sz w:val="24"/>
+          <w:szCs w:val="24"/>
+          <w:u w:val="none"/>
+        </w:rPr>
+      </w:pPr>
+      <w:r>
+        <w:rPr>
+          <w:sz w:val="24"/>
+          <w:szCs w:val="24"/>
+          <w:rtl w:val="0"/>
+        </w:rPr>
+        <w:t xml:space="preserve">Then he made the table of acacia wood, two cubits long, a cubit wide, and a cubit and a half high.</w:t>
+      </w:r>
+    </w:p>
+    <w:p>
+      <w:pPr>
+        <w:numPr>
+          <w:ilvl w:val="0"/>
+          <w:numId w:val="1"/>
+        </w:numPr>
+        <w:ind w:left="720" w:hanging="360"/>
+        <w:rPr>
+          <w:sz w:val="24"/>
+          <w:szCs w:val="24"/>
+          <w:u w:val="none"/>
+        </w:rPr>
+      </w:pPr>
+      <w:r>
+        <w:rPr>
+          <w:sz w:val="24"/>
+          <w:szCs w:val="24"/>
+          <w:rtl w:val="0"/>
+        </w:rPr>
+        <w:t xml:space="preserve">He overlaid it with pure gold and made a golden crown all around.</w:t>
+      </w:r>
+    </w:p>
+    <w:p>
+      <w:pPr>
+        <w:numPr>
+          <w:ilvl w:val="0"/>
+          <w:numId w:val="1"/>
+        </w:numPr>
+        <w:ind w:left="720" w:hanging="360"/>
+        <w:rPr>
+          <w:sz w:val="24"/>
+          <w:szCs w:val="24"/>
+          <w:u w:val="none"/>
+        </w:rPr>
+      </w:pPr>
+      <w:r>
+        <w:rPr>
+          <w:sz w:val="24"/>
+          <w:szCs w:val="24"/>
+          <w:rtl w:val="0"/>
+        </w:rPr>
+        <w:t xml:space="preserve">Also he made a border for it, a hand-width around, and made a golden crown for the border all around.</w:t>
+      </w:r>
+    </w:p>
+    <w:p>
+      <w:pPr>
+        <w:numPr>
+          <w:ilvl w:val="0"/>
+          <w:numId w:val="1"/>
+        </w:numPr>
+        <w:ind w:left="720" w:hanging="360"/>
+        <w:rPr>
+          <w:sz w:val="24"/>
+          <w:szCs w:val="24"/>
+          <w:u w:val="none"/>
+        </w:rPr>
+      </w:pPr>
+      <w:r>
+        <w:rPr>
+          <w:sz w:val="24"/>
+          <w:szCs w:val="24"/>
+          <w:rtl w:val="0"/>
+        </w:rPr>
+        <w:t xml:space="preserve">He cast four golden rings for it, and put the rings into the four corners that were on the four feet.</w:t>
+      </w:r>
+    </w:p>
+    <w:p>
+      <w:pPr>
+        <w:numPr>
+          <w:ilvl w:val="0"/>
+          <w:numId w:val="1"/>
+        </w:numPr>
+        <w:ind w:left="720" w:hanging="360"/>
+        <w:rPr>
+          <w:sz w:val="24"/>
+          <w:szCs w:val="24"/>
+          <w:u w:val="none"/>
+        </w:rPr>
+      </w:pPr>
+      <w:r>
+        <w:rPr>
+          <w:sz w:val="24"/>
+          <w:szCs w:val="24"/>
+          <w:rtl w:val="0"/>
+        </w:rPr>
+        <w:t xml:space="preserve">The rings were close to the borders, as holders for the poles to carry the table.</w:t>
+      </w:r>
+    </w:p>
+    <w:p>
+      <w:pPr>
+        <w:numPr>
+          <w:ilvl w:val="0"/>
+          <w:numId w:val="1"/>
+        </w:numPr>
+        <w:ind w:left="720" w:hanging="360"/>
+        <w:rPr>
+          <w:sz w:val="24"/>
+          <w:szCs w:val="24"/>
+          <w:u w:val="none"/>
+        </w:rPr>
+      </w:pPr>
+      <w:r>
+        <w:rPr>
+          <w:sz w:val="24"/>
+          <w:szCs w:val="24"/>
+          <w:rtl w:val="0"/>
+        </w:rPr>
+        <w:t xml:space="preserve">He also made the poles of acacia wood, and overlaid them with gold, to carry the table.</w:t>
+      </w:r>
+    </w:p>
+    <w:p>
+      <w:pPr>
+        <w:numPr>
+          <w:ilvl w:val="0"/>
+          <w:numId w:val="1"/>
+        </w:numPr>
+        <w:ind w:left="720" w:hanging="360"/>
+        <w:rPr>
+          <w:sz w:val="24"/>
+          <w:szCs w:val="24"/>
+          <w:u w:val="none"/>
+        </w:rPr>
+      </w:pPr>
+      <w:r>
+        <w:rPr>
+          <w:sz w:val="24"/>
+          <w:szCs w:val="24"/>
+          <w:rtl w:val="0"/>
+        </w:rPr>
+        <w:t xml:space="preserve">He forged the articles that were on the table, the dishes, pans, bowls and jars, with which to pour, out of pure gold.</w:t>
+      </w:r>
+    </w:p>
+    <w:p>
+      <w:pPr>
+        <w:rPr>
+          <w:sz w:val="24"/>
+          <w:szCs w:val="24"/>
+        </w:rPr>
+      </w:pPr>
+      <w:r>
+        <w:rPr>
+          <w:rtl w:val="0"/>
+        </w:rPr>
       </w:r>
     </w:p>
     <w:p>
@@ -221,101 +545,510 @@
     <w:p>
       <w:pPr>
         <w:jc w:val="center"/>
+        <w:rPr>
+          <w:b w:val="1"/>
+          <w:bCs w:val="1"/>
+          <w:color w:val="999999"/>
+          <w:sz w:val="24"/>
+          <w:szCs w:val="24"/>
+        </w:rPr>
+      </w:pPr>
+      <w:r>
+        <w:rPr>
+          <w:b w:val="1"/>
+          <w:bCs w:val="1"/>
+          <w:color w:val="999999"/>
+          <w:sz w:val="24"/>
+          <w:szCs w:val="24"/>
+          <w:rtl w:val="0"/>
+        </w:rPr>
+        <w:t xml:space="preserve">Shemot</w:t>
+      </w:r>
+    </w:p>
+    <w:p>
+      <w:pPr>
+        <w:jc w:val="center"/>
+        <w:rPr>
+          <w:sz w:val="24"/>
+          <w:szCs w:val="24"/>
+        </w:rPr>
+      </w:pPr>
+      <w:r>
         <w:rPr>
           <w:b w:val="1"/>
           <w:bCs w:val="1"/>
           <w:sz w:val="40"/>
           <w:szCs w:val="40"/>
-        </w:rPr>
-      </w:pPr>
-      <w:r>
-        <w:rPr>
-          <w:b w:val="1"/>
-          <w:bCs w:val="1"/>
-          <w:color w:val="999999"/>
-          <w:sz w:val="24"/>
-          <w:szCs w:val="24"/>
-          <w:rtl w:val="0"/>
-        </w:rPr>
-        <w:t xml:space="preserve">(Book Title)</w:t>
-      </w:r>
-      <w:r>
-        <w:rPr>
-          <w:rtl w:val="0"/>
-        </w:rPr>
-      </w:r>
-    </w:p>
-    <w:p>
-      <w:pPr>
-        <w:jc w:val="center"/>
-        <w:rPr>
-          <w:b w:val="1"/>
-          <w:bCs w:val="1"/>
-          <w:sz w:val="40"/>
-          <w:szCs w:val="40"/>
-        </w:rPr>
-      </w:pPr>
-      <w:r>
-        <w:rPr>
-          <w:b w:val="1"/>
-          <w:bCs w:val="1"/>
-          <w:sz w:val="40"/>
-          <w:szCs w:val="40"/>
-          <w:rtl w:val="0"/>
-        </w:rPr>
-        <w:t xml:space="preserve">1</w:t>
-      </w:r>
-    </w:p>
-    <w:p>
-      <w:pPr>
-        <w:rPr>
-          <w:b w:val="1"/>
-          <w:bCs w:val="1"/>
-          <w:sz w:val="24"/>
-          <w:szCs w:val="24"/>
-        </w:rPr>
-      </w:pPr>
-      <w:r>
-        <w:rPr>
-          <w:rtl w:val="0"/>
-        </w:rPr>
-      </w:r>
-    </w:p>
-    <w:p>
-      <w:pPr>
-        <w:rPr>
-          <w:b w:val="1"/>
-          <w:bCs w:val="1"/>
-          <w:sz w:val="24"/>
-          <w:szCs w:val="24"/>
-        </w:rPr>
-      </w:pPr>
-      <w:r>
-        <w:rPr>
-          <w:rtl w:val="0"/>
-        </w:rPr>
-      </w:r>
-    </w:p>
-    <w:p>
-      <w:pPr>
-        <w:numPr>
-          <w:ilvl w:val="0"/>
-          <w:numId w:val="1"/>
-        </w:numPr>
-        <w:ind w:left="720" w:hanging="360"/>
-        <w:rPr>
-          <w:sz w:val="24"/>
-          <w:szCs w:val="24"/>
-          <w:u w:val="none"/>
-        </w:rPr>
-      </w:pPr>
-      <w:r>
-        <w:rPr>
-          <w:sz w:val="24"/>
-          <w:szCs w:val="24"/>
-          <w:rtl w:val="0"/>
-        </w:rPr>
-        <w:t xml:space="preserve">Text</w:t>
+          <w:rtl w:val="0"/>
+        </w:rPr>
+        <w:t xml:space="preserve">37</w:t>
+      </w:r>
+      <w:r>
+        <w:rPr>
+          <w:rtl w:val="0"/>
+        </w:rPr>
+      </w:r>
+    </w:p>
+    <w:p>
+      <w:pPr>
+        <w:rPr>
+          <w:sz w:val="24"/>
+          <w:szCs w:val="24"/>
+        </w:rPr>
+      </w:pPr>
+      <w:r>
+        <w:rPr>
+          <w:rtl w:val="0"/>
+        </w:rPr>
+      </w:r>
+    </w:p>
+    <w:p>
+      <w:pPr>
+        <w:ind w:firstLine="720"/>
+        <w:rPr>
+          <w:b w:val="1"/>
+          <w:bCs w:val="1"/>
+          <w:sz w:val="24"/>
+          <w:szCs w:val="24"/>
+        </w:rPr>
+      </w:pPr>
+      <w:r>
+        <w:rPr>
+          <w:b w:val="1"/>
+          <w:bCs w:val="1"/>
+          <w:sz w:val="24"/>
+          <w:szCs w:val="24"/>
+          <w:rtl w:val="0"/>
+        </w:rPr>
+        <w:t xml:space="preserve">(Section Title)</w:t>
+      </w:r>
+    </w:p>
+    <w:p>
+      <w:pPr>
+        <w:ind w:firstLine="720"/>
+        <w:rPr>
+          <w:b w:val="1"/>
+          <w:bCs w:val="1"/>
+          <w:sz w:val="24"/>
+          <w:szCs w:val="24"/>
+        </w:rPr>
+      </w:pPr>
+      <w:r>
+        <w:rPr>
+          <w:rtl w:val="0"/>
+        </w:rPr>
+      </w:r>
+    </w:p>
+    <w:p>
+      <w:pPr>
+        <w:numPr>
+          <w:ilvl w:val="0"/>
+          <w:numId w:val="1"/>
+        </w:numPr>
+        <w:ind w:left="720" w:hanging="360"/>
+        <w:rPr>
+          <w:sz w:val="24"/>
+          <w:szCs w:val="24"/>
+          <w:u w:val="none"/>
+        </w:rPr>
+      </w:pPr>
+      <w:r>
+        <w:rPr>
+          <w:sz w:val="24"/>
+          <w:szCs w:val="24"/>
+          <w:rtl w:val="0"/>
+        </w:rPr>
+        <w:t xml:space="preserve">Then he made the menorah of pure gold, of hammered work, even its base, its stem, its cups, its bulbs and its flowers, were one piece with it.</w:t>
+      </w:r>
+    </w:p>
+    <w:p>
+      <w:pPr>
+        <w:numPr>
+          <w:ilvl w:val="0"/>
+          <w:numId w:val="1"/>
+        </w:numPr>
+        <w:ind w:left="720" w:hanging="360"/>
+        <w:rPr>
+          <w:sz w:val="24"/>
+          <w:szCs w:val="24"/>
+          <w:u w:val="none"/>
+        </w:rPr>
+      </w:pPr>
+      <w:r>
+        <w:rPr>
+          <w:sz w:val="24"/>
+          <w:szCs w:val="24"/>
+          <w:rtl w:val="0"/>
+        </w:rPr>
+        <w:t xml:space="preserve">There were six branches going out of the sides, three branches out of one side, and three branches out of the other.</w:t>
+      </w:r>
+    </w:p>
+    <w:p>
+      <w:pPr>
+        <w:numPr>
+          <w:ilvl w:val="0"/>
+          <w:numId w:val="1"/>
+        </w:numPr>
+        <w:ind w:left="720" w:hanging="360"/>
+        <w:rPr>
+          <w:sz w:val="24"/>
+          <w:szCs w:val="24"/>
+          <w:u w:val="none"/>
+        </w:rPr>
+      </w:pPr>
+      <w:r>
+        <w:rPr>
+          <w:sz w:val="24"/>
+          <w:szCs w:val="24"/>
+          <w:rtl w:val="0"/>
+        </w:rPr>
+        <w:t xml:space="preserve">Three cups made like almond blossoms were in one branch, a bulb within a flower, and three cups made like almond blossoms in the next branch, another bulb within a flower. It was just so for the six branches going out of the menorah.</w:t>
+      </w:r>
+    </w:p>
+    <w:p>
+      <w:pPr>
+        <w:numPr>
+          <w:ilvl w:val="0"/>
+          <w:numId w:val="1"/>
+        </w:numPr>
+        <w:ind w:left="720" w:hanging="360"/>
+        <w:rPr>
+          <w:sz w:val="24"/>
+          <w:szCs w:val="24"/>
+          <w:u w:val="none"/>
+        </w:rPr>
+      </w:pPr>
+      <w:r>
+        <w:rPr>
+          <w:sz w:val="24"/>
+          <w:szCs w:val="24"/>
+          <w:rtl w:val="0"/>
+        </w:rPr>
+        <w:t xml:space="preserve">Also within the menorah were four cups made like almond blossoms, bulbs and flowers,</w:t>
+      </w:r>
+    </w:p>
+    <w:p>
+      <w:pPr>
+        <w:numPr>
+          <w:ilvl w:val="0"/>
+          <w:numId w:val="1"/>
+        </w:numPr>
+        <w:ind w:left="720" w:hanging="360"/>
+        <w:rPr>
+          <w:sz w:val="24"/>
+          <w:szCs w:val="24"/>
+          <w:u w:val="none"/>
+        </w:rPr>
+      </w:pPr>
+      <w:r>
+        <w:rPr>
+          <w:sz w:val="24"/>
+          <w:szCs w:val="24"/>
+          <w:rtl w:val="0"/>
+        </w:rPr>
+        <w:t xml:space="preserve">with a bulb under two branches of one piece, a second bulb under two branches of another piece, and a bulb under two branches of a third piece, for six branches extending out of it.</w:t>
+      </w:r>
+    </w:p>
+    <w:p>
+      <w:pPr>
+        <w:numPr>
+          <w:ilvl w:val="0"/>
+          <w:numId w:val="1"/>
+        </w:numPr>
+        <w:ind w:left="720" w:hanging="360"/>
+        <w:rPr>
+          <w:sz w:val="24"/>
+          <w:szCs w:val="24"/>
+          <w:u w:val="none"/>
+        </w:rPr>
+      </w:pPr>
+      <w:r>
+        <w:rPr>
+          <w:sz w:val="24"/>
+          <w:szCs w:val="24"/>
+          <w:rtl w:val="0"/>
+        </w:rPr>
+        <w:t xml:space="preserve">Their bulbs and their branches were one piece with it, an entire hammered work of pure gold.</w:t>
+      </w:r>
+    </w:p>
+    <w:p>
+      <w:pPr>
+        <w:numPr>
+          <w:ilvl w:val="0"/>
+          <w:numId w:val="1"/>
+        </w:numPr>
+        <w:ind w:left="720" w:hanging="360"/>
+        <w:rPr>
+          <w:sz w:val="24"/>
+          <w:szCs w:val="24"/>
+          <w:u w:val="none"/>
+        </w:rPr>
+      </w:pPr>
+      <w:r>
+        <w:rPr>
+          <w:sz w:val="24"/>
+          <w:szCs w:val="24"/>
+          <w:rtl w:val="0"/>
+        </w:rPr>
+        <w:t xml:space="preserve">He also made the seven lamps, along with tongs and censers of pure gold.</w:t>
+      </w:r>
+    </w:p>
+    <w:p>
+      <w:pPr>
+        <w:numPr>
+          <w:ilvl w:val="0"/>
+          <w:numId w:val="1"/>
+        </w:numPr>
+        <w:ind w:left="720" w:hanging="360"/>
+        <w:rPr>
+          <w:sz w:val="24"/>
+          <w:szCs w:val="24"/>
+          <w:u w:val="none"/>
+        </w:rPr>
+      </w:pPr>
+      <w:r>
+        <w:rPr>
+          <w:sz w:val="24"/>
+          <w:szCs w:val="24"/>
+          <w:rtl w:val="0"/>
+        </w:rPr>
+        <w:t xml:space="preserve">He made them from a talent of pure gold, along with all the pieces.</w:t>
+      </w:r>
+    </w:p>
+    <w:p>
+      <w:pPr>
+        <w:rPr>
+          <w:sz w:val="24"/>
+          <w:szCs w:val="24"/>
+        </w:rPr>
+      </w:pPr>
+      <w:r>
+        <w:rPr>
+          <w:rtl w:val="0"/>
+        </w:rPr>
+      </w:r>
+    </w:p>
+    <w:p>
+      <w:pPr>
+        <w:rPr>
+          <w:sz w:val="24"/>
+          <w:szCs w:val="24"/>
+        </w:rPr>
+      </w:pPr>
+      <w:r>
+        <w:rPr>
+          <w:rtl w:val="0"/>
+        </w:rPr>
+      </w:r>
+    </w:p>
+    <w:p>
+      <w:pPr>
+        <w:ind w:firstLine="720"/>
+        <w:rPr>
+          <w:b w:val="1"/>
+          <w:bCs w:val="1"/>
+          <w:sz w:val="24"/>
+          <w:szCs w:val="24"/>
+        </w:rPr>
+      </w:pPr>
+      <w:r>
+        <w:rPr>
+          <w:b w:val="1"/>
+          <w:bCs w:val="1"/>
+          <w:sz w:val="24"/>
+          <w:szCs w:val="24"/>
+          <w:rtl w:val="0"/>
+        </w:rPr>
+        <w:t xml:space="preserve">(Section Title)</w:t>
+      </w:r>
+    </w:p>
+    <w:p>
+      <w:pPr>
+        <w:ind w:firstLine="720"/>
+        <w:rPr>
+          <w:b w:val="1"/>
+          <w:bCs w:val="1"/>
+          <w:sz w:val="24"/>
+          <w:szCs w:val="24"/>
+        </w:rPr>
+      </w:pPr>
+      <w:r>
+        <w:rPr>
+          <w:rtl w:val="0"/>
+        </w:rPr>
+      </w:r>
+    </w:p>
+    <w:p>
+      <w:pPr>
+        <w:numPr>
+          <w:ilvl w:val="0"/>
+          <w:numId w:val="1"/>
+        </w:numPr>
+        <w:ind w:left="720" w:hanging="360"/>
+        <w:rPr>
+          <w:sz w:val="24"/>
+          <w:szCs w:val="24"/>
+          <w:u w:val="none"/>
+        </w:rPr>
+      </w:pPr>
+      <w:r>
+        <w:rPr>
+          <w:sz w:val="24"/>
+          <w:szCs w:val="24"/>
+          <w:rtl w:val="0"/>
+        </w:rPr>
+        <w:t xml:space="preserve">He made the altar of incense from acacia wood, a cubit long, a cubit wide, squared, and two cubits high. The horns were one piece with it.</w:t>
+      </w:r>
+    </w:p>
+    <w:p>
+      <w:pPr>
+        <w:numPr>
+          <w:ilvl w:val="0"/>
+          <w:numId w:val="1"/>
+        </w:numPr>
+        <w:ind w:left="720" w:hanging="360"/>
+        <w:rPr>
+          <w:sz w:val="24"/>
+          <w:szCs w:val="24"/>
+          <w:u w:val="none"/>
+        </w:rPr>
+      </w:pPr>
+      <w:r>
+        <w:rPr>
+          <w:sz w:val="24"/>
+          <w:szCs w:val="24"/>
+          <w:rtl w:val="0"/>
+        </w:rPr>
+        <w:t xml:space="preserve">Then he overlaid it with pure gold on top, on the sides all around and over its horns. Also he made a crown of gold for it all around.</w:t>
+      </w:r>
+    </w:p>
+    <w:p>
+      <w:pPr>
+        <w:numPr>
+          <w:ilvl w:val="0"/>
+          <w:numId w:val="1"/>
+        </w:numPr>
+        <w:ind w:left="720" w:hanging="360"/>
+        <w:rPr>
+          <w:sz w:val="24"/>
+          <w:szCs w:val="24"/>
+          <w:u w:val="none"/>
+        </w:rPr>
+      </w:pPr>
+      <w:r>
+        <w:rPr>
+          <w:sz w:val="24"/>
+          <w:szCs w:val="24"/>
+          <w:rtl w:val="0"/>
+        </w:rPr>
+        <w:t xml:space="preserve">He made two golden rings for it underneath the crown, on two sides as holders for poles in order to carry it.</w:t>
+      </w:r>
+    </w:p>
+    <w:p>
+      <w:pPr>
+        <w:numPr>
+          <w:ilvl w:val="0"/>
+          <w:numId w:val="1"/>
+        </w:numPr>
+        <w:ind w:left="720" w:hanging="360"/>
+        <w:rPr>
+          <w:sz w:val="24"/>
+          <w:szCs w:val="24"/>
+          <w:u w:val="none"/>
+        </w:rPr>
+      </w:pPr>
+      <w:r>
+        <w:rPr>
+          <w:sz w:val="24"/>
+          <w:szCs w:val="24"/>
+          <w:rtl w:val="0"/>
+        </w:rPr>
+        <w:t xml:space="preserve">He made the poles of acacia wood, and overlaid them with gold.</w:t>
+      </w:r>
+    </w:p>
+    <w:p>
+      <w:pPr>
+        <w:rPr>
+          <w:sz w:val="24"/>
+          <w:szCs w:val="24"/>
+        </w:rPr>
+      </w:pPr>
+      <w:r>
+        <w:rPr>
+          <w:rtl w:val="0"/>
+        </w:rPr>
+      </w:r>
+    </w:p>
+    <w:p>
+      <w:pPr>
+        <w:rPr>
+          <w:sz w:val="24"/>
+          <w:szCs w:val="24"/>
+        </w:rPr>
+      </w:pPr>
+      <w:r>
+        <w:rPr>
+          <w:rtl w:val="0"/>
+        </w:rPr>
+      </w:r>
+    </w:p>
+    <w:p>
+      <w:pPr>
+        <w:ind w:firstLine="720"/>
+        <w:rPr>
+          <w:b w:val="1"/>
+          <w:bCs w:val="1"/>
+          <w:sz w:val="24"/>
+          <w:szCs w:val="24"/>
+        </w:rPr>
+      </w:pPr>
+      <w:r>
+        <w:rPr>
+          <w:b w:val="1"/>
+          <w:bCs w:val="1"/>
+          <w:sz w:val="24"/>
+          <w:szCs w:val="24"/>
+          <w:rtl w:val="0"/>
+        </w:rPr>
+        <w:t xml:space="preserve">(Section Title)</w:t>
+      </w:r>
+    </w:p>
+    <w:p>
+      <w:pPr>
+        <w:ind w:firstLine="720"/>
+        <w:rPr>
+          <w:b w:val="1"/>
+          <w:bCs w:val="1"/>
+          <w:sz w:val="24"/>
+          <w:szCs w:val="24"/>
+        </w:rPr>
+      </w:pPr>
+      <w:r>
+        <w:rPr>
+          <w:rtl w:val="0"/>
+        </w:rPr>
+      </w:r>
+    </w:p>
+    <w:p>
+      <w:pPr>
+        <w:numPr>
+          <w:ilvl w:val="0"/>
+          <w:numId w:val="1"/>
+        </w:numPr>
+        <w:ind w:left="720" w:hanging="360"/>
+        <w:rPr>
+          <w:sz w:val="24"/>
+          <w:szCs w:val="24"/>
+          <w:u w:val="none"/>
+        </w:rPr>
+      </w:pPr>
+      <w:r>
+        <w:rPr>
+          <w:sz w:val="24"/>
+          <w:szCs w:val="24"/>
+          <w:rtl w:val="0"/>
+        </w:rPr>
+        <w:t xml:space="preserve">Then he made the holy anointing oil, and the pure incense of sweet spices, the blend of a perfumer.</w:t>
       </w:r>
     </w:p>
     <w:sectPr>
